--- a/historia_geografia_7/05_produccion_anual/bloque_3/solucionario/SOLUCIONARIO_BLOQUE_III_A4.docx
+++ b/historia_geografia_7/05_produccion_anual/bloque_3/solucionario/SOLUCIONARIO_BLOQUE_III_A4.docx
@@ -6929,7 +6929,7 @@
                 <w:b w:val="0"/>
                 <w:sz w:val="21"/>
               </w:rPr>
-              <w:t>c) Francia</w:t>
+              <w:t>b) Holanda</w:t>
             </w:r>
           </w:p>
         </w:tc>
@@ -7146,7 +7146,7 @@
                 <w:b w:val="0"/>
                 <w:sz w:val="21"/>
               </w:rPr>
-              <w:t>Falso: seguían encomendados y trabajaban por turnos para los encomenderos.</w:t>
+              <w:t>Verdadero.</w:t>
             </w:r>
           </w:p>
         </w:tc>
@@ -7981,7 +7981,7 @@
                 <w:b w:val="0"/>
                 <w:sz w:val="19"/>
               </w:rPr>
-              <w:t>Mita minera, colonización francesa y quilombos.</w:t>
+              <w:t>Mita minera, colonización holandesa y quilombos.</w:t>
             </w:r>
           </w:p>
         </w:tc>
@@ -8232,6 +8232,7 @@
           </w:tcPr>
           <w:p>
             <w:pPr>
+              <w:keepNext/>
               <w:spacing w:after="0"/>
             </w:pPr>
             <w:r>
@@ -8249,6 +8250,7 @@
           </w:tcPr>
           <w:p>
             <w:pPr>
+              <w:keepNext/>
               <w:spacing w:after="0"/>
             </w:pPr>
             <w:r>
@@ -8266,6 +8268,7 @@
           </w:tcPr>
           <w:p>
             <w:pPr>
+              <w:keepNext/>
               <w:spacing w:after="0"/>
             </w:pPr>
             <w:r>
@@ -8283,6 +8286,7 @@
           </w:tcPr>
           <w:p>
             <w:pPr>
+              <w:keepNext/>
               <w:spacing w:after="0"/>
             </w:pPr>
             <w:r>
@@ -8305,6 +8309,7 @@
           </w:tcPr>
           <w:p>
             <w:pPr>
+              <w:keepNext/>
               <w:spacing w:after="0"/>
             </w:pPr>
             <w:r>
@@ -8322,6 +8327,7 @@
           </w:tcPr>
           <w:p>
             <w:pPr>
+              <w:keepNext/>
               <w:spacing w:after="0"/>
             </w:pPr>
             <w:r>
@@ -8339,6 +8345,7 @@
           </w:tcPr>
           <w:p>
             <w:pPr>
+              <w:keepNext/>
               <w:spacing w:after="0"/>
             </w:pPr>
             <w:r>
@@ -8356,6 +8363,7 @@
           </w:tcPr>
           <w:p>
             <w:pPr>
+              <w:keepNext/>
               <w:spacing w:after="0"/>
             </w:pPr>
             <w:r>
@@ -8378,6 +8386,7 @@
           </w:tcPr>
           <w:p>
             <w:pPr>
+              <w:keepNext/>
               <w:spacing w:after="0"/>
             </w:pPr>
             <w:r>
@@ -8395,6 +8404,7 @@
           </w:tcPr>
           <w:p>
             <w:pPr>
+              <w:keepNext/>
               <w:spacing w:after="0"/>
             </w:pPr>
             <w:r>
@@ -8412,6 +8422,7 @@
           </w:tcPr>
           <w:p>
             <w:pPr>
+              <w:keepNext/>
               <w:spacing w:after="0"/>
             </w:pPr>
             <w:r>
@@ -8429,6 +8440,7 @@
           </w:tcPr>
           <w:p>
             <w:pPr>
+              <w:keepNext/>
               <w:spacing w:after="0"/>
             </w:pPr>
             <w:r>

--- a/historia_geografia_7/05_produccion_anual/bloque_3/solucionario/SOLUCIONARIO_BLOQUE_III_A4.docx
+++ b/historia_geografia_7/05_produccion_anual/bloque_3/solucionario/SOLUCIONARIO_BLOQUE_III_A4.docx
@@ -609,7 +609,7 @@
                 <w:b w:val="0"/>
                 <w:sz w:val="21"/>
               </w:rPr>
-              <w:t>b) Asunción pasó a depender de Santa Fe y Buenos Aires para su comercio</w:t>
+              <w:t>b) Asunción pasó a depender de los puertos de la otra gobernación para su salida atlántica</w:t>
             </w:r>
           </w:p>
         </w:tc>
@@ -1202,7 +1202,7 @@
                 <w:b w:val="0"/>
                 <w:sz w:val="21"/>
               </w:rPr>
-              <w:t>Ejemplo: «En 1617 el rey dividió la provincia porque era enorme y difícil de gobernar y porque Buenos Aires había crecido gracias a su puerto. Hernandarias lo había propuesto. El Paraguay ya era mediterráneo, pero desde entonces dependió de Buenos Aires: sus productos pagaban impuestos en Santa Fe y Buenos Aires y llegaban caros.»</w:t>
+              <w:t>Ejemplo: «En 1617 el rey dividió la provincia porque era enorme y difícil de gobernar y porque Buenos Aires había crecido gracias a su puerto. Hernandarias lo había propuesto. El Paraguay ya era mediterráneo, pero desde entonces dependió de Buenos Aires para salir al mar: lo que se exportaba por el puerto pagaba derechos en la otra gobernación y llegaba caro.»</w:t>
             </w:r>
           </w:p>
         </w:tc>
@@ -1548,7 +1548,7 @@
                 <w:b w:val="0"/>
                 <w:sz w:val="21"/>
               </w:rPr>
-              <w:t>Los yerbales estaban en Mbaracayú y el Guairá. La yerba pasaba por Asunción, Santa Fe y Buenos Aires hasta Potosí, Chile y otros mercados. Asunción era de la gobernación del Paraguay; Santa Fe y Buenos Aires, del Río de la Plata.</w:t>
+              <w:t>Los yerbales estaban en Mbaracayú y el Guairá. La yerba salía desde Asunción hacia Santa Fe y desde allí se distribuía por rutas diversas hacia Buenos Aires, Córdoba, Potosí, Chile y otros mercados. Asunción era de la gobernación del Paraguay; Santa Fe y Buenos Aires, del Río de la Plata.</w:t>
             </w:r>
           </w:p>
         </w:tc>
@@ -3973,7 +3973,7 @@
                 <w:b w:val="0"/>
                 <w:sz w:val="21"/>
               </w:rPr>
-              <w:t>São Paulo en la costa atlántica del Brasil; Asunción sobre el río Paraguay; los Saltos del Guairá sobre el Paraná; Mbororé junto al río Uruguay. El Guairá, al este del Paraná, entre el Paranapanema y el Iguazú. Maloca de São Paulo al Guairá; éxodo por el Paraná hacia el sur.</w:t>
+              <w:t>São Paulo en el planalto interior del sudeste brasileño, próximo al litoral; Asunción sobre el río Paraguay; los Saltos del Guairá sobre el Paraná; Mbororé junto al río Uruguay. El Guairá, al este del Paraná, entre el Paranapanema y el Iguazú. Maloca de São Paulo al Guairá; éxodo por el Paraná hacia el sur.</w:t>
             </w:r>
           </w:p>
         </w:tc>
@@ -7568,7 +7568,7 @@
                 <w:b w:val="0"/>
                 <w:sz w:val="21"/>
               </w:rPr>
-              <w:t>Ejemplo: «En 1617 el rey dividió la provincia porque era enorme y difícil de gobernar y porque Buenos Aires había crecido por su puerto. Asunción ya estaba lejos del mar: eso es la mediterraneidad. Pero desde la división el puerto quedó en otra gobernación y el Paraguay pasó a depender de Buenos Aires. Sus productos, como la yerba, pagaban impuestos en Santa Fe y Buenos Aires y llegaban caros.»</w:t>
+              <w:t>Ejemplo: «En 1617 el rey dividió la provincia porque era enorme y difícil de gobernar y porque Buenos Aires había crecido por su puerto. Asunción ya estaba lejos del mar: eso es la mediterraneidad. Pero desde la división el puerto quedó en otra gobernación y el Paraguay pasó a depender de Buenos Aires. Lo que se exportaba por el puerto, como parte de la yerba, pagaba derechos en la otra gobernación y llegaba caro.»</w:t>
             </w:r>
           </w:p>
         </w:tc>
@@ -8819,7 +8819,7 @@
                 <w:b w:val="0"/>
                 <w:sz w:val="21"/>
               </w:rPr>
-              <w:t>Los océanos Atlántico, Pacífico y Glacial Ártico. El Paraguay está en los hemisferios sur y occidental. Ríos: Apa o Paraguay con el Brasil; Paraná o Pilcomayo con la Argentina; con Bolivia el límite es principalmente seco, en el Chaco.</w:t>
+              <w:t>Los océanos Atlántico, Pacífico y Glacial Ártico. El Paraguay está en los hemisferios sur y occidental. Ríos: Apa o Paraguay o Apa con Brasil; Paraná o Pilcomayo con Argentina; Negro u Otuquis con Bolivia, cuyo límite es mayormente terrestre (unos 38 km fluviales).</w:t>
             </w:r>
           </w:p>
         </w:tc>
@@ -8836,7 +8836,7 @@
                 <w:b w:val="0"/>
                 <w:sz w:val="20"/>
               </w:rPr>
-              <w:t>Basta un río por país; para Bolivia se acepta que el límite no sigue un gran río.</w:t>
+              <w:t>Un río por país: para Bolivia, Negro u Otuquis; aceptar la explicación de que la mayor parte del límite boliviano es seco, si identifica el tramo fluvial.</w:t>
             </w:r>
           </w:p>
         </w:tc>

--- a/historia_geografia_7/05_produccion_anual/bloque_3/solucionario/SOLUCIONARIO_BLOQUE_III_A4.docx
+++ b/historia_geografia_7/05_produccion_anual/bloque_3/solucionario/SOLUCIONARIO_BLOQUE_III_A4.docx
@@ -40,7 +40,7 @@
           <w:i/>
           <w:sz w:val="20"/>
         </w:rPr>
-        <w:t>Tomo, págs. 4 a 7 · Encuentro 19</w:t>
+        <w:t>Tomo, págs. 4 a 6 · Encuentro 19</w:t>
       </w:r>
     </w:p>
     <w:tbl>
@@ -1253,7 +1253,7 @@
           <w:i/>
           <w:sz w:val="20"/>
         </w:rPr>
-        <w:t>Tomo, págs. 8 a 11 · Encuentro 20</w:t>
+        <w:t>Tomo, págs. 7 a 9 · Encuentro 20</w:t>
       </w:r>
     </w:p>
     <w:tbl>
@@ -2466,7 +2466,7 @@
           <w:i/>
           <w:sz w:val="20"/>
         </w:rPr>
-        <w:t>Tomo, págs. 12 a 15 · Encuentro 21</w:t>
+        <w:t>Tomo, págs. 10 a 12 · Encuentro 21</w:t>
       </w:r>
     </w:p>
     <w:tbl>
@@ -3679,7 +3679,7 @@
           <w:i/>
           <w:sz w:val="20"/>
         </w:rPr>
-        <w:t>Tomo, págs. 16 a 19 · Encuentro 22</w:t>
+        <w:t>Tomo, págs. 13 a 15 · Encuentro 22</w:t>
       </w:r>
     </w:p>
     <w:tbl>
@@ -4198,7 +4198,7 @@
           <w:i/>
           <w:sz w:val="20"/>
         </w:rPr>
-        <w:t>Tomo, págs. 21 a 24 · Encuentro 23</w:t>
+        <w:t>Tomo, págs. 17 a 19 · Encuentro 23</w:t>
       </w:r>
     </w:p>
     <w:tbl>
@@ -5412,7 +5412,7 @@
           <w:i/>
           <w:sz w:val="20"/>
         </w:rPr>
-        <w:t>Tomo, págs. 25 a 28 · Encuentro 24</w:t>
+        <w:t>Tomo, págs. 20 a 22 · Encuentro 24</w:t>
       </w:r>
     </w:p>
     <w:tbl>
@@ -6623,7 +6623,7 @@
           <w:i/>
           <w:sz w:val="20"/>
         </w:rPr>
-        <w:t>Tomo, págs. 29 a 31 · Encuentro 25 · Total: 25 puntos</w:t>
+        <w:t>Tomo, págs. 23 a 24 · Encuentro 25 · Total: 25 puntos</w:t>
       </w:r>
     </w:p>
     <w:tbl>
@@ -8524,7 +8524,7 @@
           <w:i/>
           <w:sz w:val="20"/>
         </w:rPr>
-        <w:t>Tomo, págs. 32 a 36 · Encuentro 26</w:t>
+        <w:t>Tomo, págs. 25 a 27 · Encuentro 26</w:t>
       </w:r>
     </w:p>
     <w:tbl>
@@ -9738,7 +9738,7 @@
           <w:i/>
           <w:sz w:val="20"/>
         </w:rPr>
-        <w:t>Tomo, págs. 37 a 40 · Encuentro 27</w:t>
+        <w:t>Tomo, págs. 28 a 30 · Encuentro 27</w:t>
       </w:r>
     </w:p>
     <w:tbl>
